--- a/corpus/synthetic/hf-images__004.docx
+++ b/corpus/synthetic/hf-images__004.docx
@@ -19,9 +19,6 @@
 <file path=word/header1.xml><?xml version="1.0" encoding="utf-8"?>
 <w:hdr xmlns:w="http://schemas.openxmlformats.org/wordprocessingml/2006/main" xmlns:r="http://schemas.openxmlformats.org/officeDocument/2006/relationships" xmlns:wp="http://schemas.openxmlformats.org/drawingml/2006/wordprocessingDrawing" xmlns:a="http://schemas.openxmlformats.org/drawingml/2006/main" xmlns:pic="http://schemas.openxmlformats.org/drawingml/2006/picture">
   <w:p>
-    <w:pPr>
-      <w:jc w:val="right"/>
-    </w:pPr>
     <w:r>
       <w:drawing>
         <wp:inline distT="0" distB="0" distL="0" distR="0">
@@ -32,6 +29,7 @@
               <pic:pic>
                 <pic:blipFill>
                   <a:blip r:embed="rId1"/>
+                  <a:srcRect t="69600" r="77114"/>
                 </pic:blipFill>
               </pic:pic>
             </a:graphicData>
